--- a/docs/Lexington-Betty-Smokehouse-Documentation.docx
+++ b/docs/Lexington-Betty-Smokehouse-Documentation.docx
@@ -531,7 +531,25 @@
           <w:sz w:val="22"/>
           <w:szCs w:val="22"/>
         </w:rPr>
-        <w:t xml:space="preserve">15. Getting Started (Developer Guide)</w:t>
+        <w:t xml:space="preserve">15. Email Notifications</w:t>
+      </w:r>
+    </w:p>
+    <w:p>
+      <w:pPr>
+        <w:spacing w:after="120"/>
+      </w:pPr>
+      <w:r>
+        <w:rPr>
+          <w:rFonts w:ascii="Arial" w:cs="Arial" w:eastAsia="Arial" w:hAnsi="Arial"/>
+          <w:b w:val="false"/>
+          <w:bCs w:val="false"/>
+          <w:i w:val="false"/>
+          <w:iCs w:val="false"/>
+          <w:color w:val="1A1A1A"/>
+          <w:sz w:val="22"/>
+          <w:szCs w:val="22"/>
+        </w:rPr>
+        <w:t xml:space="preserve">16. Getting Started (Developer Guide)</w:t>
       </w:r>
     </w:p>
     <w:p>
@@ -10020,7 +10038,761 @@
           <w:sz w:val="36"/>
           <w:szCs w:val="36"/>
         </w:rPr>
-        <w:t xml:space="preserve">15. Getting Started (Developer Guide)</w:t>
+        <w:t xml:space="preserve">15. Email Notifications</w:t>
+      </w:r>
+    </w:p>
+    <w:p>
+      <w:pPr>
+        <w:spacing w:after="120"/>
+      </w:pPr>
+      <w:r>
+        <w:rPr>
+          <w:rFonts w:ascii="Arial" w:cs="Arial" w:eastAsia="Arial" w:hAnsi="Arial"/>
+          <w:b w:val="false"/>
+          <w:bCs w:val="false"/>
+          <w:i w:val="false"/>
+          <w:iCs w:val="false"/>
+          <w:color w:val="1A1A1A"/>
+          <w:sz w:val="22"/>
+          <w:szCs w:val="22"/>
+        </w:rPr>
+        <w:t xml:space="preserve">The platform can automatically CC (carbon copy) store staff on every order and quote confirmation email sent to customers. This ensures the kitchen, management, or front-of-house team is notified of new orders in real time — no extra steps required.</w:t>
+      </w:r>
+    </w:p>
+    <w:p>
+      <w:pPr>
+        <w:pStyle w:val="Heading2"/>
+        <w:spacing w:after="120" w:before="240"/>
+      </w:pPr>
+      <w:r>
+        <w:rPr>
+          <w:rFonts w:ascii="Arial" w:cs="Arial" w:eastAsia="Arial" w:hAnsi="Arial"/>
+          <w:b/>
+          <w:bCs/>
+          <w:color w:val="1A1A1A"/>
+          <w:sz w:val="28"/>
+          <w:szCs w:val="28"/>
+        </w:rPr>
+        <w:t xml:space="preserve">How It Works</w:t>
+      </w:r>
+    </w:p>
+    <w:p>
+      <w:pPr>
+        <w:spacing w:after="120"/>
+      </w:pPr>
+      <w:r>
+        <w:rPr>
+          <w:rFonts w:ascii="Arial" w:cs="Arial" w:eastAsia="Arial" w:hAnsi="Arial"/>
+          <w:b w:val="false"/>
+          <w:bCs w:val="false"/>
+          <w:i w:val="false"/>
+          <w:iCs w:val="false"/>
+          <w:color w:val="1A1A1A"/>
+          <w:sz w:val="22"/>
+          <w:szCs w:val="22"/>
+        </w:rPr>
+        <w:t xml:space="preserve">When a customer submits an order or quote, the confirmation email is sent to the customer AND copied to all notification email addresses configured in the admin panel. The store receives the exact same email the customer sees — including all items, pricing, event details, and delivery information.</w:t>
+      </w:r>
+    </w:p>
+    <w:p>
+      <w:pPr>
+        <w:pStyle w:val="Heading2"/>
+        <w:spacing w:after="120" w:before="240"/>
+      </w:pPr>
+      <w:r>
+        <w:rPr>
+          <w:rFonts w:ascii="Arial" w:cs="Arial" w:eastAsia="Arial" w:hAnsi="Arial"/>
+          <w:b/>
+          <w:bCs/>
+          <w:color w:val="1A1A1A"/>
+          <w:sz w:val="28"/>
+          <w:szCs w:val="28"/>
+        </w:rPr>
+        <w:t xml:space="preserve">Setting Up Notifications</w:t>
+      </w:r>
+    </w:p>
+    <w:p>
+      <w:pPr>
+        <w:spacing w:after="120"/>
+      </w:pPr>
+      <w:r>
+        <w:rPr>
+          <w:rFonts w:ascii="Arial" w:cs="Arial" w:eastAsia="Arial" w:hAnsi="Arial"/>
+          <w:b/>
+          <w:bCs/>
+          <w:i w:val="false"/>
+          <w:iCs w:val="false"/>
+          <w:color w:val="1A1A1A"/>
+          <w:sz w:val="22"/>
+          <w:szCs w:val="22"/>
+        </w:rPr>
+        <w:t xml:space="preserve">Follow these steps to configure notification emails:</w:t>
+      </w:r>
+    </w:p>
+    <w:p>
+      <w:pPr>
+        <w:spacing w:before="60"/>
+      </w:pPr>
+    </w:p>
+    <w:p>
+      <w:pPr>
+        <w:spacing w:after="120"/>
+      </w:pPr>
+      <w:r>
+        <w:rPr>
+          <w:rFonts w:ascii="Arial" w:cs="Arial" w:eastAsia="Arial" w:hAnsi="Arial"/>
+          <w:b/>
+          <w:bCs/>
+          <w:i w:val="false"/>
+          <w:iCs w:val="false"/>
+          <w:color w:val="1A1A1A"/>
+          <w:sz w:val="24"/>
+          <w:szCs w:val="24"/>
+        </w:rPr>
+        <w:t xml:space="preserve">Step 1: Log into the Admin Panel</w:t>
+      </w:r>
+    </w:p>
+    <w:p>
+      <w:pPr>
+        <w:spacing w:after="120"/>
+      </w:pPr>
+      <w:r>
+        <w:rPr>
+          <w:rFonts w:ascii="Arial" w:cs="Arial" w:eastAsia="Arial" w:hAnsi="Arial"/>
+          <w:b w:val="false"/>
+          <w:bCs w:val="false"/>
+          <w:i w:val="false"/>
+          <w:iCs w:val="false"/>
+          <w:color w:val="1A1A1A"/>
+          <w:sz w:val="22"/>
+          <w:szCs w:val="22"/>
+        </w:rPr>
+        <w:t xml:space="preserve">Go to your site and navigate to the admin panel. Log in with the admin password.</w:t>
+      </w:r>
+    </w:p>
+    <w:p>
+      <w:pPr>
+        <w:spacing w:after="120"/>
+      </w:pPr>
+      <w:r>
+        <w:rPr>
+          <w:rFonts w:ascii="Arial" w:cs="Arial" w:eastAsia="Arial" w:hAnsi="Arial"/>
+          <w:b w:val="false"/>
+          <w:bCs w:val="false"/>
+          <w:i w:val="false"/>
+          <w:iCs w:val="false"/>
+          <w:color w:val="1A1A1A"/>
+          <w:sz w:val="20"/>
+          <w:szCs w:val="20"/>
+        </w:rPr>
+        <w:t xml:space="preserve">URL: https://www.lexingtonbettycatering.com/admin/email</w:t>
+      </w:r>
+    </w:p>
+    <w:p>
+      <w:pPr>
+        <w:spacing w:before="60"/>
+      </w:pPr>
+    </w:p>
+    <w:p>
+      <w:pPr>
+        <w:spacing w:after="120"/>
+      </w:pPr>
+      <w:r>
+        <w:rPr>
+          <w:rFonts w:ascii="Arial" w:cs="Arial" w:eastAsia="Arial" w:hAnsi="Arial"/>
+          <w:b/>
+          <w:bCs/>
+          <w:i w:val="false"/>
+          <w:iCs w:val="false"/>
+          <w:color w:val="1A1A1A"/>
+          <w:sz w:val="24"/>
+          <w:szCs w:val="24"/>
+        </w:rPr>
+        <w:t xml:space="preserve">Step 2: Scroll to the Notifications Section</w:t>
+      </w:r>
+    </w:p>
+    <w:p>
+      <w:pPr>
+        <w:spacing w:after="120"/>
+      </w:pPr>
+      <w:r>
+        <w:rPr>
+          <w:rFonts w:ascii="Arial" w:cs="Arial" w:eastAsia="Arial" w:hAnsi="Arial"/>
+          <w:b w:val="false"/>
+          <w:bCs w:val="false"/>
+          <w:i w:val="false"/>
+          <w:iCs w:val="false"/>
+          <w:color w:val="1A1A1A"/>
+          <w:sz w:val="22"/>
+          <w:szCs w:val="22"/>
+        </w:rPr>
+        <w:t xml:space="preserve">On the Email Settings page, scroll down past "Subject Lines" and "Company Contact" until you see the Notifications card.</w:t>
+      </w:r>
+    </w:p>
+    <w:p>
+      <w:pPr>
+        <w:spacing w:before="60"/>
+      </w:pPr>
+    </w:p>
+    <w:p>
+      <w:pPr>
+        <w:spacing w:after="120"/>
+      </w:pPr>
+      <w:r>
+        <w:rPr>
+          <w:rFonts w:ascii="Arial" w:cs="Arial" w:eastAsia="Arial" w:hAnsi="Arial"/>
+          <w:b/>
+          <w:bCs/>
+          <w:i w:val="false"/>
+          <w:iCs w:val="false"/>
+          <w:color w:val="1A1A1A"/>
+          <w:sz w:val="24"/>
+          <w:szCs w:val="24"/>
+        </w:rPr>
+        <w:t xml:space="preserve">Step 3: Enter Email Addresses</w:t>
+      </w:r>
+    </w:p>
+    <w:p>
+      <w:pPr>
+        <w:spacing w:after="120"/>
+      </w:pPr>
+      <w:r>
+        <w:rPr>
+          <w:rFonts w:ascii="Arial" w:cs="Arial" w:eastAsia="Arial" w:hAnsi="Arial"/>
+          <w:b w:val="false"/>
+          <w:bCs w:val="false"/>
+          <w:i w:val="false"/>
+          <w:iCs w:val="false"/>
+          <w:color w:val="1A1A1A"/>
+          <w:sz w:val="22"/>
+          <w:szCs w:val="22"/>
+        </w:rPr>
+        <w:t xml:space="preserve">In the "Notification Email Addresses" field, type the email addresses that should receive copies of all orders and quotes. Separate multiple addresses with commas.</w:t>
+      </w:r>
+    </w:p>
+    <w:p>
+      <w:pPr>
+        <w:spacing w:before="30"/>
+      </w:pPr>
+    </w:p>
+    <w:p>
+      <w:pPr>
+        <w:spacing w:after="120"/>
+      </w:pPr>
+      <w:r>
+        <w:rPr>
+          <w:rFonts w:ascii="Arial" w:cs="Arial" w:eastAsia="Arial" w:hAnsi="Arial"/>
+          <w:b/>
+          <w:bCs/>
+          <w:i w:val="false"/>
+          <w:iCs w:val="false"/>
+          <w:color w:val="1A1A1A"/>
+          <w:sz w:val="22"/>
+          <w:szCs w:val="22"/>
+        </w:rPr>
+        <w:t xml:space="preserve">Examples:</w:t>
+      </w:r>
+    </w:p>
+    <w:p>
+      <w:pPr>
+        <w:spacing w:after="120"/>
+      </w:pPr>
+      <w:r>
+        <w:rPr>
+          <w:rFonts w:ascii="Arial" w:cs="Arial" w:eastAsia="Arial" w:hAnsi="Arial"/>
+          <w:b w:val="false"/>
+          <w:bCs w:val="false"/>
+          <w:i w:val="false"/>
+          <w:iCs w:val="false"/>
+          <w:color w:val="1A1A1A"/>
+          <w:sz w:val="20"/>
+          <w:szCs w:val="20"/>
+        </w:rPr>
+        <w:t xml:space="preserve">Single address:  store@lexingtonbettycatering.com</w:t>
+      </w:r>
+    </w:p>
+    <w:p>
+      <w:pPr>
+        <w:spacing w:after="120"/>
+      </w:pPr>
+      <w:r>
+        <w:rPr>
+          <w:rFonts w:ascii="Arial" w:cs="Arial" w:eastAsia="Arial" w:hAnsi="Arial"/>
+          <w:b w:val="false"/>
+          <w:bCs w:val="false"/>
+          <w:i w:val="false"/>
+          <w:iCs w:val="false"/>
+          <w:color w:val="1A1A1A"/>
+          <w:sz w:val="20"/>
+          <w:szCs w:val="20"/>
+        </w:rPr>
+        <w:t xml:space="preserve">Multiple addresses:  store@lexingtonbettycatering.com, chef@lexingtonbettycatering.com, manager@gmail.com</w:t>
+      </w:r>
+    </w:p>
+    <w:p>
+      <w:pPr>
+        <w:spacing w:before="60"/>
+      </w:pPr>
+    </w:p>
+    <w:p>
+      <w:pPr>
+        <w:spacing w:after="120"/>
+      </w:pPr>
+      <w:r>
+        <w:rPr>
+          <w:rFonts w:ascii="Arial" w:cs="Arial" w:eastAsia="Arial" w:hAnsi="Arial"/>
+          <w:b/>
+          <w:bCs/>
+          <w:i w:val="false"/>
+          <w:iCs w:val="false"/>
+          <w:color w:val="1A1A1A"/>
+          <w:sz w:val="24"/>
+          <w:szCs w:val="24"/>
+        </w:rPr>
+        <w:t xml:space="preserve">Step 4: Click "Save Settings"</w:t>
+      </w:r>
+    </w:p>
+    <w:p>
+      <w:pPr>
+        <w:spacing w:after="120"/>
+      </w:pPr>
+      <w:r>
+        <w:rPr>
+          <w:rFonts w:ascii="Arial" w:cs="Arial" w:eastAsia="Arial" w:hAnsi="Arial"/>
+          <w:b w:val="false"/>
+          <w:bCs w:val="false"/>
+          <w:i w:val="false"/>
+          <w:iCs w:val="false"/>
+          <w:color w:val="1A1A1A"/>
+          <w:sz w:val="22"/>
+          <w:szCs w:val="22"/>
+        </w:rPr>
+        <w:t xml:space="preserve">After entering the addresses, click the Save Settings button at the bottom of the page. You will see a green "Settings saved!" confirmation.</w:t>
+      </w:r>
+    </w:p>
+    <w:p>
+      <w:pPr>
+        <w:spacing w:before="60"/>
+      </w:pPr>
+    </w:p>
+    <w:p>
+      <w:pPr>
+        <w:spacing w:after="120"/>
+      </w:pPr>
+      <w:r>
+        <w:rPr>
+          <w:rFonts w:ascii="Arial" w:cs="Arial" w:eastAsia="Arial" w:hAnsi="Arial"/>
+          <w:b/>
+          <w:bCs/>
+          <w:i w:val="false"/>
+          <w:iCs w:val="false"/>
+          <w:color w:val="1A1A1A"/>
+          <w:sz w:val="24"/>
+          <w:szCs w:val="24"/>
+        </w:rPr>
+        <w:t xml:space="preserve">Step 5: Verify with a Test Order</w:t>
+      </w:r>
+    </w:p>
+    <w:p>
+      <w:pPr>
+        <w:spacing w:after="120"/>
+      </w:pPr>
+      <w:r>
+        <w:rPr>
+          <w:rFonts w:ascii="Arial" w:cs="Arial" w:eastAsia="Arial" w:hAnsi="Arial"/>
+          <w:b w:val="false"/>
+          <w:bCs w:val="false"/>
+          <w:i w:val="false"/>
+          <w:iCs w:val="false"/>
+          <w:color w:val="1A1A1A"/>
+          <w:sz w:val="22"/>
+          <w:szCs w:val="22"/>
+        </w:rPr>
+        <w:t xml:space="preserve">Place a test order through the site to confirm the notification emails arrive. Check spam/junk folders if they don't appear within a few minutes.</w:t>
+      </w:r>
+    </w:p>
+    <w:p>
+      <w:pPr>
+        <w:pStyle w:val="Heading2"/>
+        <w:spacing w:after="120" w:before="240"/>
+      </w:pPr>
+      <w:r>
+        <w:rPr>
+          <w:rFonts w:ascii="Arial" w:cs="Arial" w:eastAsia="Arial" w:hAnsi="Arial"/>
+          <w:b/>
+          <w:bCs/>
+          <w:color w:val="1A1A1A"/>
+          <w:sz w:val="28"/>
+          <w:szCs w:val="28"/>
+        </w:rPr>
+        <w:t xml:space="preserve">Managing Notifications</w:t>
+      </w:r>
+    </w:p>
+    <w:tbl>
+      <w:tblPr>
+        <w:tblW w:type="pct" w:w="100%"/>
+        <w:tblBorders>
+          <w:top w:val="single" w:color="auto" w:sz="4"/>
+          <w:left w:val="single" w:color="auto" w:sz="4"/>
+          <w:bottom w:val="single" w:color="auto" w:sz="4"/>
+          <w:right w:val="single" w:color="auto" w:sz="4"/>
+          <w:insideH w:val="single" w:color="auto" w:sz="4"/>
+          <w:insideV w:val="single" w:color="auto" w:sz="4"/>
+        </w:tblBorders>
+      </w:tblPr>
+      <w:tblGrid>
+        <w:gridCol w:w="100"/>
+        <w:gridCol w:w="100"/>
+      </w:tblGrid>
+      <w:tr>
+        <w:trPr>
+          <w:tblHeader/>
+        </w:trPr>
+        <w:tc>
+          <w:tcPr>
+            <w:tcW w:type="pct" w:w="50%"/>
+            <w:shd w:color="1A1A1A" w:val="solid"/>
+          </w:tcPr>
+          <w:p>
+            <w:pPr>
+              <w:spacing w:after="40" w:before="40"/>
+            </w:pPr>
+            <w:r>
+              <w:rPr>
+                <w:rFonts w:ascii="Arial" w:cs="Arial" w:eastAsia="Arial" w:hAnsi="Arial"/>
+                <w:b/>
+                <w:bCs/>
+                <w:color w:val="FFFFFF"/>
+                <w:sz w:val="20"/>
+                <w:szCs w:val="20"/>
+              </w:rPr>
+              <w:t xml:space="preserve">Action</w:t>
+            </w:r>
+          </w:p>
+        </w:tc>
+        <w:tc>
+          <w:tcPr>
+            <w:tcW w:type="pct" w:w="50%"/>
+            <w:shd w:color="1A1A1A" w:val="solid"/>
+          </w:tcPr>
+          <w:p>
+            <w:pPr>
+              <w:spacing w:after="40" w:before="40"/>
+            </w:pPr>
+            <w:r>
+              <w:rPr>
+                <w:rFonts w:ascii="Arial" w:cs="Arial" w:eastAsia="Arial" w:hAnsi="Arial"/>
+                <w:b/>
+                <w:bCs/>
+                <w:color w:val="FFFFFF"/>
+                <w:sz w:val="20"/>
+                <w:szCs w:val="20"/>
+              </w:rPr>
+              <w:t xml:space="preserve">How To</w:t>
+            </w:r>
+          </w:p>
+        </w:tc>
+      </w:tr>
+      <w:tr>
+        <w:tc>
+          <w:tcPr>
+            <w:shd w:color="FAFAFA" w:val="solid"/>
+          </w:tcPr>
+          <w:p>
+            <w:pPr>
+              <w:spacing w:after="30" w:before="30"/>
+            </w:pPr>
+            <w:r>
+              <w:rPr>
+                <w:rFonts w:ascii="Arial" w:cs="Arial" w:eastAsia="Arial" w:hAnsi="Arial"/>
+                <w:color w:val="1A1A1A"/>
+                <w:sz w:val="20"/>
+                <w:szCs w:val="20"/>
+              </w:rPr>
+              <w:t xml:space="preserve">Add a recipient</w:t>
+            </w:r>
+          </w:p>
+        </w:tc>
+        <w:tc>
+          <w:tcPr>
+            <w:shd w:color="FAFAFA" w:val="solid"/>
+          </w:tcPr>
+          <w:p>
+            <w:pPr>
+              <w:spacing w:after="30" w:before="30"/>
+            </w:pPr>
+            <w:r>
+              <w:rPr>
+                <w:rFonts w:ascii="Arial" w:cs="Arial" w:eastAsia="Arial" w:hAnsi="Arial"/>
+                <w:color w:val="1A1A1A"/>
+                <w:sz w:val="20"/>
+                <w:szCs w:val="20"/>
+              </w:rPr>
+              <w:t xml:space="preserve">Add their email to the list, separated by a comma, then Save</w:t>
+            </w:r>
+          </w:p>
+        </w:tc>
+      </w:tr>
+      <w:tr>
+        <w:tc>
+          <w:p>
+            <w:pPr>
+              <w:spacing w:after="30" w:before="30"/>
+            </w:pPr>
+            <w:r>
+              <w:rPr>
+                <w:rFonts w:ascii="Arial" w:cs="Arial" w:eastAsia="Arial" w:hAnsi="Arial"/>
+                <w:color w:val="1A1A1A"/>
+                <w:sz w:val="20"/>
+                <w:szCs w:val="20"/>
+              </w:rPr>
+              <w:t xml:space="preserve">Remove a recipient</w:t>
+            </w:r>
+          </w:p>
+        </w:tc>
+        <w:tc>
+          <w:p>
+            <w:pPr>
+              <w:spacing w:after="30" w:before="30"/>
+            </w:pPr>
+            <w:r>
+              <w:rPr>
+                <w:rFonts w:ascii="Arial" w:cs="Arial" w:eastAsia="Arial" w:hAnsi="Arial"/>
+                <w:color w:val="1A1A1A"/>
+                <w:sz w:val="20"/>
+                <w:szCs w:val="20"/>
+              </w:rPr>
+              <w:t xml:space="preserve">Delete their email from the list, then Save</w:t>
+            </w:r>
+          </w:p>
+        </w:tc>
+      </w:tr>
+      <w:tr>
+        <w:tc>
+          <w:tcPr>
+            <w:shd w:color="FAFAFA" w:val="solid"/>
+          </w:tcPr>
+          <w:p>
+            <w:pPr>
+              <w:spacing w:after="30" w:before="30"/>
+            </w:pPr>
+            <w:r>
+              <w:rPr>
+                <w:rFonts w:ascii="Arial" w:cs="Arial" w:eastAsia="Arial" w:hAnsi="Arial"/>
+                <w:color w:val="1A1A1A"/>
+                <w:sz w:val="20"/>
+                <w:szCs w:val="20"/>
+              </w:rPr>
+              <w:t xml:space="preserve">Disable all notifications</w:t>
+            </w:r>
+          </w:p>
+        </w:tc>
+        <w:tc>
+          <w:tcPr>
+            <w:shd w:color="FAFAFA" w:val="solid"/>
+          </w:tcPr>
+          <w:p>
+            <w:pPr>
+              <w:spacing w:after="30" w:before="30"/>
+            </w:pPr>
+            <w:r>
+              <w:rPr>
+                <w:rFonts w:ascii="Arial" w:cs="Arial" w:eastAsia="Arial" w:hAnsi="Arial"/>
+                <w:color w:val="1A1A1A"/>
+                <w:sz w:val="20"/>
+                <w:szCs w:val="20"/>
+              </w:rPr>
+              <w:t xml:space="preserve">Clear the field completely (leave blank), then Save</w:t>
+            </w:r>
+          </w:p>
+        </w:tc>
+      </w:tr>
+      <w:tr>
+        <w:tc>
+          <w:p>
+            <w:pPr>
+              <w:spacing w:after="30" w:before="30"/>
+            </w:pPr>
+            <w:r>
+              <w:rPr>
+                <w:rFonts w:ascii="Arial" w:cs="Arial" w:eastAsia="Arial" w:hAnsi="Arial"/>
+                <w:color w:val="1A1A1A"/>
+                <w:sz w:val="20"/>
+                <w:szCs w:val="20"/>
+              </w:rPr>
+              <w:t xml:space="preserve">Change a recipient</w:t>
+            </w:r>
+          </w:p>
+        </w:tc>
+        <w:tc>
+          <w:p>
+            <w:pPr>
+              <w:spacing w:after="30" w:before="30"/>
+            </w:pPr>
+            <w:r>
+              <w:rPr>
+                <w:rFonts w:ascii="Arial" w:cs="Arial" w:eastAsia="Arial" w:hAnsi="Arial"/>
+                <w:color w:val="1A1A1A"/>
+                <w:sz w:val="20"/>
+                <w:szCs w:val="20"/>
+              </w:rPr>
+              <w:t xml:space="preserve">Edit the email address directly in the field, then Save</w:t>
+            </w:r>
+          </w:p>
+        </w:tc>
+      </w:tr>
+    </w:tbl>
+    <w:p>
+      <w:pPr>
+        <w:pStyle w:val="Heading2"/>
+        <w:spacing w:after="120" w:before="240"/>
+      </w:pPr>
+      <w:r>
+        <w:rPr>
+          <w:rFonts w:ascii="Arial" w:cs="Arial" w:eastAsia="Arial" w:hAnsi="Arial"/>
+          <w:b/>
+          <w:bCs/>
+          <w:color w:val="1A1A1A"/>
+          <w:sz w:val="28"/>
+          <w:szCs w:val="28"/>
+        </w:rPr>
+        <w:t xml:space="preserve">Important Notes</w:t>
+      </w:r>
+    </w:p>
+    <w:p>
+      <w:pPr>
+        <w:pStyle w:val="ListParagraph"/>
+        <w:numPr>
+          <w:ilvl w:val="0"/>
+          <w:numId w:val="1"/>
+        </w:numPr>
+        <w:spacing w:after="60"/>
+      </w:pPr>
+      <w:r>
+        <w:rPr>
+          <w:rFonts w:ascii="Arial" w:cs="Arial" w:eastAsia="Arial" w:hAnsi="Arial"/>
+          <w:color w:val="1A1A1A"/>
+          <w:sz w:val="22"/>
+          <w:szCs w:val="22"/>
+        </w:rPr>
+        <w:t xml:space="preserve"> Notification emails are CC'd, meaning the customer can see the CC addresses in their email. Use professional store addresses.</w:t>
+      </w:r>
+    </w:p>
+    <w:p>
+      <w:pPr>
+        <w:pStyle w:val="ListParagraph"/>
+        <w:numPr>
+          <w:ilvl w:val="0"/>
+          <w:numId w:val="1"/>
+        </w:numPr>
+        <w:spacing w:after="60"/>
+      </w:pPr>
+      <w:r>
+        <w:rPr>
+          <w:rFonts w:ascii="Arial" w:cs="Arial" w:eastAsia="Arial" w:hAnsi="Arial"/>
+          <w:color w:val="1A1A1A"/>
+          <w:sz w:val="22"/>
+          <w:szCs w:val="22"/>
+        </w:rPr>
+        <w:t xml:space="preserve"> Notifications are sent for both orders AND quotes — the store is always in the loop.</w:t>
+      </w:r>
+    </w:p>
+    <w:p>
+      <w:pPr>
+        <w:pStyle w:val="ListParagraph"/>
+        <w:numPr>
+          <w:ilvl w:val="0"/>
+          <w:numId w:val="1"/>
+        </w:numPr>
+        <w:spacing w:after="60"/>
+      </w:pPr>
+      <w:r>
+        <w:rPr>
+          <w:rFonts w:ascii="Arial" w:cs="Arial" w:eastAsia="Arial" w:hAnsi="Arial"/>
+          <w:color w:val="1A1A1A"/>
+          <w:sz w:val="22"/>
+          <w:szCs w:val="22"/>
+        </w:rPr>
+        <w:t xml:space="preserve"> If the notification field is blank, emails are sent only to the customer (no CC).</w:t>
+      </w:r>
+    </w:p>
+    <w:p>
+      <w:pPr>
+        <w:pStyle w:val="ListParagraph"/>
+        <w:numPr>
+          <w:ilvl w:val="0"/>
+          <w:numId w:val="1"/>
+        </w:numPr>
+        <w:spacing w:after="60"/>
+      </w:pPr>
+      <w:r>
+        <w:rPr>
+          <w:rFonts w:ascii="Arial" w:cs="Arial" w:eastAsia="Arial" w:hAnsi="Arial"/>
+          <w:color w:val="1A1A1A"/>
+          <w:sz w:val="22"/>
+          <w:szCs w:val="22"/>
+        </w:rPr>
+        <w:t xml:space="preserve"> Notification settings take effect immediately after saving — no restart or redeploy needed.</w:t>
+      </w:r>
+    </w:p>
+    <w:p>
+      <w:pPr>
+        <w:pStyle w:val="ListParagraph"/>
+        <w:numPr>
+          <w:ilvl w:val="0"/>
+          <w:numId w:val="1"/>
+        </w:numPr>
+        <w:spacing w:after="60"/>
+      </w:pPr>
+      <w:r>
+        <w:rPr>
+          <w:rFonts w:ascii="Arial" w:cs="Arial" w:eastAsia="Arial" w:hAnsi="Arial"/>
+          <w:color w:val="1A1A1A"/>
+          <w:sz w:val="22"/>
+          <w:szCs w:val="22"/>
+        </w:rPr>
+        <w:t xml:space="preserve"> If emails are not arriving, check: (1) the email address is correct, (2) check spam/junk folder, (3) verify the Email Notifications toggle is ON.</w:t>
+      </w:r>
+    </w:p>
+    <w:p>
+      <w:pPr>
+        <w:pBdr>
+          <w:left w:val="single" w:color="E8621A" w:sz="6"/>
+        </w:pBdr>
+        <w:shd w:color="F5EDE0" w:val="solid"/>
+        <w:spacing w:after="120" w:before="120"/>
+        <w:ind w:left="360"/>
+      </w:pPr>
+      <w:r>
+        <w:rPr>
+          <w:rFonts w:ascii="Arial" w:cs="Arial" w:eastAsia="Arial" w:hAnsi="Arial"/>
+          <w:color w:val="1A1A1A"/>
+          <w:sz w:val="22"/>
+          <w:szCs w:val="22"/>
+        </w:rPr>
+        <w:t xml:space="preserve">Recommended: Add at least one store email address so the team is notified of every new order. This is especially important for same-week catering requests that need immediate attention.</w:t>
+      </w:r>
+    </w:p>
+    <w:p>
+      <w:r>
+        <w:br w:type="page"/>
+      </w:r>
+    </w:p>
+    <w:p>
+      <w:pPr>
+        <w:pStyle w:val="Heading1"/>
+        <w:spacing w:after="120" w:before="400"/>
+      </w:pPr>
+      <w:r>
+        <w:rPr>
+          <w:rFonts w:ascii="Arial" w:cs="Arial" w:eastAsia="Arial" w:hAnsi="Arial"/>
+          <w:b/>
+          <w:bCs/>
+          <w:color w:val="E8621A"/>
+          <w:sz w:val="36"/>
+          <w:szCs w:val="36"/>
+        </w:rPr>
+        <w:t xml:space="preserve">16. Getting Started (Developer Guide)</w:t>
       </w:r>
     </w:p>
     <w:p>
